--- a/references/data_references.docx
+++ b/references/data_references.docx
@@ -108,18 +108,30 @@
         </w:rPr>
         <w:t xml:space="preserve">We compiled tree fossil data used in this study from two main sources: the Paleobiology Database (PBDB; </w:t>
       </w:r>
-      <w:hyperlink r:id="rId6" w:history="1">
-        <w:r>
-          <w:rPr>
-            <w:rStyle w:val="Hyperlink"/>
-            <w:rFonts w:ascii="Calibri" w:hAnsi="Calibri" w:cs="Calibri"/>
-            <w:color w:val="000000" w:themeColor="text1"/>
-            <w:sz w:val="22"/>
-            <w:szCs w:val="22"/>
-          </w:rPr>
-          <w:t>https://paleobiodb.org/</w:t>
-        </w:r>
-      </w:hyperlink>
+      <w:bookmarkStart w:id="0" w:name="_Hlk223717645"/>
+      <w:r>
+        <w:fldChar w:fldCharType="begin"/>
+      </w:r>
+      <w:r>
+        <w:instrText>HYPERLINK "https://paleobiodb.org/"</w:instrText>
+      </w:r>
+      <w:r>
+        <w:fldChar w:fldCharType="separate"/>
+      </w:r>
+      <w:r>
+        <w:rPr>
+          <w:rStyle w:val="Hyperlink"/>
+          <w:rFonts w:ascii="Calibri" w:hAnsi="Calibri" w:cs="Calibri"/>
+          <w:color w:val="000000" w:themeColor="text1"/>
+          <w:sz w:val="22"/>
+          <w:szCs w:val="22"/>
+        </w:rPr>
+        <w:t>https://paleobiodb.org/</w:t>
+      </w:r>
+      <w:r>
+        <w:fldChar w:fldCharType="end"/>
+      </w:r>
+      <w:bookmarkEnd w:id="0"/>
       <w:r>
         <w:rPr>
           <w:rFonts w:ascii="Calibri" w:hAnsi="Calibri" w:cs="Calibri"/>
@@ -148,49 +160,231 @@
           <w:sz w:val="22"/>
           <w:szCs w:val="22"/>
         </w:rPr>
-        <w:t>Use data link to obtain PBDB data: http://paleobiodb.org/data1.2/occs/list.csv?datainfo&amp;rowcount&amp;cc=EUR&amp;pgm=gplates,scotese,seton&amp;show=full,genus,env (accessed 26/06/2025)</w:t>
-      </w:r>
-    </w:p>
-    <w:p>
-      <w:pPr>
-        <w:spacing w:line="276" w:lineRule="auto"/>
-        <w:jc w:val="both"/>
-        <w:rPr>
-          <w:rFonts w:ascii="Calibri" w:hAnsi="Calibri" w:cs="Calibri"/>
-          <w:color w:val="000000" w:themeColor="text1"/>
-          <w:sz w:val="22"/>
-          <w:szCs w:val="22"/>
-        </w:rPr>
-      </w:pPr>
-      <w:r>
-        <w:rPr>
-          <w:rFonts w:ascii="Calibri" w:hAnsi="Calibri" w:cs="Calibri"/>
-          <w:color w:val="000000" w:themeColor="text1"/>
-          <w:sz w:val="22"/>
-          <w:szCs w:val="22"/>
-        </w:rPr>
-        <w:t>See literature_records_28_01_25.xlsx for all literature as well as manually sourced PBDB records with citations (corresponding to literature_references.docx).</w:t>
-      </w:r>
-    </w:p>
-    <w:p>
-      <w:pPr>
-        <w:spacing w:line="276" w:lineRule="auto"/>
-        <w:jc w:val="both"/>
-        <w:rPr>
-          <w:rFonts w:ascii="Calibri" w:hAnsi="Calibri" w:cs="Calibri"/>
-          <w:color w:val="000000" w:themeColor="text1"/>
-          <w:sz w:val="22"/>
-          <w:szCs w:val="22"/>
-        </w:rPr>
-      </w:pPr>
-      <w:r>
-        <w:rPr>
-          <w:rFonts w:ascii="Calibri" w:hAnsi="Calibri" w:cs="Calibri"/>
-          <w:color w:val="000000" w:themeColor="text1"/>
-          <w:sz w:val="22"/>
-          <w:szCs w:val="22"/>
-        </w:rPr>
-        <w:t>See also dataset_final_28_06_25.xlsx for final fossil dataset used in all analyses.</w:t>
+        <w:t xml:space="preserve">Use data link to obtain PBDB data: </w:t>
+      </w:r>
+      <w:bookmarkStart w:id="1" w:name="_Hlk223716469"/>
+      <w:r>
+        <w:rPr>
+          <w:rFonts w:ascii="Calibri" w:hAnsi="Calibri" w:cs="Calibri"/>
+          <w:color w:val="000000" w:themeColor="text1"/>
+          <w:sz w:val="22"/>
+          <w:szCs w:val="22"/>
+        </w:rPr>
+        <w:t>http://paleobiodb.org/data1.2/occs/list.csv?datainfo&amp;rowcount&amp;cc=EUR&amp;pgm=gplates,scotese,seton&amp;show=full,genus,env</w:t>
+      </w:r>
+      <w:bookmarkEnd w:id="1"/>
+      <w:r>
+        <w:rPr>
+          <w:rFonts w:ascii="Calibri" w:hAnsi="Calibri" w:cs="Calibri"/>
+          <w:color w:val="000000" w:themeColor="text1"/>
+          <w:sz w:val="22"/>
+          <w:szCs w:val="22"/>
+        </w:rPr>
+        <w:t xml:space="preserve"> (accessed </w:t>
+      </w:r>
+      <w:r>
+        <w:rPr>
+          <w:rFonts w:ascii="Calibri" w:hAnsi="Calibri" w:cs="Calibri"/>
+          <w:color w:val="000000" w:themeColor="text1"/>
+          <w:sz w:val="22"/>
+          <w:szCs w:val="22"/>
+        </w:rPr>
+        <w:t>12</w:t>
+      </w:r>
+      <w:r>
+        <w:rPr>
+          <w:rFonts w:ascii="Calibri" w:hAnsi="Calibri" w:cs="Calibri"/>
+          <w:color w:val="000000" w:themeColor="text1"/>
+          <w:sz w:val="22"/>
+          <w:szCs w:val="22"/>
+        </w:rPr>
+        <w:t>/0</w:t>
+      </w:r>
+      <w:r>
+        <w:rPr>
+          <w:rFonts w:ascii="Calibri" w:hAnsi="Calibri" w:cs="Calibri"/>
+          <w:color w:val="000000" w:themeColor="text1"/>
+          <w:sz w:val="22"/>
+          <w:szCs w:val="22"/>
+        </w:rPr>
+        <w:t>2</w:t>
+      </w:r>
+      <w:r>
+        <w:rPr>
+          <w:rFonts w:ascii="Calibri" w:hAnsi="Calibri" w:cs="Calibri"/>
+          <w:color w:val="000000" w:themeColor="text1"/>
+          <w:sz w:val="22"/>
+          <w:szCs w:val="22"/>
+        </w:rPr>
+        <w:t>/202</w:t>
+      </w:r>
+      <w:r>
+        <w:rPr>
+          <w:rFonts w:ascii="Calibri" w:hAnsi="Calibri" w:cs="Calibri"/>
+          <w:color w:val="000000" w:themeColor="text1"/>
+          <w:sz w:val="22"/>
+          <w:szCs w:val="22"/>
+        </w:rPr>
+        <w:t>6</w:t>
+      </w:r>
+      <w:r>
+        <w:rPr>
+          <w:rFonts w:ascii="Calibri" w:hAnsi="Calibri" w:cs="Calibri"/>
+          <w:color w:val="000000" w:themeColor="text1"/>
+          <w:sz w:val="22"/>
+          <w:szCs w:val="22"/>
+        </w:rPr>
+        <w:t>)</w:t>
+      </w:r>
+    </w:p>
+    <w:p>
+      <w:pPr>
+        <w:spacing w:line="276" w:lineRule="auto"/>
+        <w:jc w:val="both"/>
+        <w:rPr>
+          <w:rFonts w:ascii="Calibri" w:hAnsi="Calibri" w:cs="Calibri"/>
+          <w:color w:val="000000" w:themeColor="text1"/>
+          <w:sz w:val="22"/>
+          <w:szCs w:val="22"/>
+        </w:rPr>
+      </w:pPr>
+      <w:r>
+        <w:rPr>
+          <w:rFonts w:ascii="Calibri" w:hAnsi="Calibri" w:cs="Calibri"/>
+          <w:color w:val="000000" w:themeColor="text1"/>
+          <w:sz w:val="22"/>
+          <w:szCs w:val="22"/>
+        </w:rPr>
+        <w:t>See literature_records_</w:t>
+      </w:r>
+      <w:r>
+        <w:rPr>
+          <w:rFonts w:ascii="Calibri" w:hAnsi="Calibri" w:cs="Calibri"/>
+          <w:color w:val="000000" w:themeColor="text1"/>
+          <w:sz w:val="22"/>
+          <w:szCs w:val="22"/>
+        </w:rPr>
+        <w:t>12</w:t>
+      </w:r>
+      <w:r>
+        <w:rPr>
+          <w:rFonts w:ascii="Calibri" w:hAnsi="Calibri" w:cs="Calibri"/>
+          <w:color w:val="000000" w:themeColor="text1"/>
+          <w:sz w:val="22"/>
+          <w:szCs w:val="22"/>
+        </w:rPr>
+        <w:t>_0</w:t>
+      </w:r>
+      <w:r>
+        <w:rPr>
+          <w:rFonts w:ascii="Calibri" w:hAnsi="Calibri" w:cs="Calibri"/>
+          <w:color w:val="000000" w:themeColor="text1"/>
+          <w:sz w:val="22"/>
+          <w:szCs w:val="22"/>
+        </w:rPr>
+        <w:t>2</w:t>
+      </w:r>
+      <w:r>
+        <w:rPr>
+          <w:rFonts w:ascii="Calibri" w:hAnsi="Calibri" w:cs="Calibri"/>
+          <w:color w:val="000000" w:themeColor="text1"/>
+          <w:sz w:val="22"/>
+          <w:szCs w:val="22"/>
+        </w:rPr>
+        <w:t>_2</w:t>
+      </w:r>
+      <w:r>
+        <w:rPr>
+          <w:rFonts w:ascii="Calibri" w:hAnsi="Calibri" w:cs="Calibri"/>
+          <w:color w:val="000000" w:themeColor="text1"/>
+          <w:sz w:val="22"/>
+          <w:szCs w:val="22"/>
+        </w:rPr>
+        <w:t>6</w:t>
+      </w:r>
+      <w:r>
+        <w:rPr>
+          <w:rFonts w:ascii="Calibri" w:hAnsi="Calibri" w:cs="Calibri"/>
+          <w:color w:val="000000" w:themeColor="text1"/>
+          <w:sz w:val="22"/>
+          <w:szCs w:val="22"/>
+        </w:rPr>
+        <w:t>.xlsx for all literature as well as manually sourced PBDB records with citations (corresponding to literature_references.docx).</w:t>
+      </w:r>
+    </w:p>
+    <w:p>
+      <w:pPr>
+        <w:spacing w:line="276" w:lineRule="auto"/>
+        <w:jc w:val="both"/>
+        <w:rPr>
+          <w:rFonts w:ascii="Calibri" w:hAnsi="Calibri" w:cs="Calibri"/>
+          <w:color w:val="000000" w:themeColor="text1"/>
+          <w:sz w:val="22"/>
+          <w:szCs w:val="22"/>
+        </w:rPr>
+      </w:pPr>
+      <w:r>
+        <w:rPr>
+          <w:rFonts w:ascii="Calibri" w:hAnsi="Calibri" w:cs="Calibri"/>
+          <w:color w:val="000000" w:themeColor="text1"/>
+          <w:sz w:val="22"/>
+          <w:szCs w:val="22"/>
+        </w:rPr>
+        <w:t>See also dataset_final_</w:t>
+      </w:r>
+      <w:r>
+        <w:rPr>
+          <w:rFonts w:ascii="Calibri" w:hAnsi="Calibri" w:cs="Calibri"/>
+          <w:color w:val="000000" w:themeColor="text1"/>
+          <w:sz w:val="22"/>
+          <w:szCs w:val="22"/>
+        </w:rPr>
+        <w:t>12</w:t>
+      </w:r>
+      <w:r>
+        <w:rPr>
+          <w:rFonts w:ascii="Calibri" w:hAnsi="Calibri" w:cs="Calibri"/>
+          <w:color w:val="000000" w:themeColor="text1"/>
+          <w:sz w:val="22"/>
+          <w:szCs w:val="22"/>
+        </w:rPr>
+        <w:t>_0</w:t>
+      </w:r>
+      <w:r>
+        <w:rPr>
+          <w:rFonts w:ascii="Calibri" w:hAnsi="Calibri" w:cs="Calibri"/>
+          <w:color w:val="000000" w:themeColor="text1"/>
+          <w:sz w:val="22"/>
+          <w:szCs w:val="22"/>
+        </w:rPr>
+        <w:t>2</w:t>
+      </w:r>
+      <w:r>
+        <w:rPr>
+          <w:rFonts w:ascii="Calibri" w:hAnsi="Calibri" w:cs="Calibri"/>
+          <w:color w:val="000000" w:themeColor="text1"/>
+          <w:sz w:val="22"/>
+          <w:szCs w:val="22"/>
+        </w:rPr>
+        <w:t>_2</w:t>
+      </w:r>
+      <w:r>
+        <w:rPr>
+          <w:rFonts w:ascii="Calibri" w:hAnsi="Calibri" w:cs="Calibri"/>
+          <w:color w:val="000000" w:themeColor="text1"/>
+          <w:sz w:val="22"/>
+          <w:szCs w:val="22"/>
+        </w:rPr>
+        <w:t>6</w:t>
+      </w:r>
+      <w:r>
+        <w:rPr>
+          <w:rFonts w:ascii="Calibri" w:hAnsi="Calibri" w:cs="Calibri"/>
+          <w:color w:val="000000" w:themeColor="text1"/>
+          <w:sz w:val="22"/>
+          <w:szCs w:val="22"/>
+        </w:rPr>
+        <w:t>.xlsx for final fossil dataset used in all analyses.</w:t>
       </w:r>
     </w:p>
     <w:p>
@@ -236,9 +430,29 @@
           <w:sz w:val="22"/>
           <w:szCs w:val="22"/>
         </w:rPr>
-        <w:t>A global tree species checklist was obtained from Botanic Gardens Conservation International (BGCI) GlobalTreeSearch database (</w:t>
-      </w:r>
-      <w:hyperlink r:id="rId7" w:history="1">
+        <w:t xml:space="preserve">A global tree species checklist was obtained from Botanic Gardens Conservation International (BGCI) </w:t>
+      </w:r>
+      <w:proofErr w:type="spellStart"/>
+      <w:r>
+        <w:rPr>
+          <w:rFonts w:ascii="Calibri" w:hAnsi="Calibri" w:cs="Calibri"/>
+          <w:color w:val="000000" w:themeColor="text1"/>
+          <w:sz w:val="22"/>
+          <w:szCs w:val="22"/>
+        </w:rPr>
+        <w:t>GlobalTreeSearch</w:t>
+      </w:r>
+      <w:proofErr w:type="spellEnd"/>
+      <w:r>
+        <w:rPr>
+          <w:rFonts w:ascii="Calibri" w:hAnsi="Calibri" w:cs="Calibri"/>
+          <w:color w:val="000000" w:themeColor="text1"/>
+          <w:sz w:val="22"/>
+          <w:szCs w:val="22"/>
+        </w:rPr>
+        <w:t xml:space="preserve"> database (</w:t>
+      </w:r>
+      <w:hyperlink r:id="rId6" w:history="1">
         <w:r>
           <w:rPr>
             <w:rStyle w:val="Hyperlink"/>
@@ -268,7 +482,7 @@
         </w:rPr>
         <w:t xml:space="preserve"> See </w:t>
       </w:r>
-      <w:hyperlink r:id="rId8" w:history="1">
+      <w:hyperlink r:id="rId7" w:history="1">
         <w:r>
           <w:rPr>
             <w:rStyle w:val="Hyperlink"/>
@@ -309,7 +523,27 @@
           <w:sz w:val="22"/>
           <w:szCs w:val="22"/>
         </w:rPr>
-        <w:t>BGCI. 2025. GlobalTreeSearch online database. Botanic Gardens Conservation International. Richmond, UK. Available at https://tools.bgci.org/global_tree_search.php. Accessed on (</w:t>
+        <w:t xml:space="preserve">BGCI. 2025. </w:t>
+      </w:r>
+      <w:proofErr w:type="spellStart"/>
+      <w:r>
+        <w:rPr>
+          <w:rFonts w:ascii="Calibri" w:hAnsi="Calibri" w:cs="Calibri"/>
+          <w:color w:val="000000" w:themeColor="text1"/>
+          <w:sz w:val="22"/>
+          <w:szCs w:val="22"/>
+        </w:rPr>
+        <w:t>GlobalTreeSearch</w:t>
+      </w:r>
+      <w:proofErr w:type="spellEnd"/>
+      <w:r>
+        <w:rPr>
+          <w:rFonts w:ascii="Calibri" w:hAnsi="Calibri" w:cs="Calibri"/>
+          <w:color w:val="000000" w:themeColor="text1"/>
+          <w:sz w:val="22"/>
+          <w:szCs w:val="22"/>
+        </w:rPr>
+        <w:t xml:space="preserve"> online database. Botanic Gardens Conservation International. Richmond, UK. Available at https://tools.bgci.org/global_tree_search.php. Accessed on (</w:t>
       </w:r>
       <w:r>
         <w:rPr>
@@ -423,7 +657,27 @@
           <w:sz w:val="22"/>
           <w:szCs w:val="22"/>
         </w:rPr>
-        <w:t xml:space="preserve">All current and future climate data used in this study was obtained from Climatologies at high resolution for the earth’s land surface areas (https://chelsa-climate.org/). </w:t>
+        <w:t xml:space="preserve">All current and future climate data used in this study was obtained from </w:t>
+      </w:r>
+      <w:proofErr w:type="spellStart"/>
+      <w:r>
+        <w:rPr>
+          <w:rFonts w:ascii="Calibri" w:hAnsi="Calibri" w:cs="Calibri"/>
+          <w:color w:val="000000" w:themeColor="text1"/>
+          <w:sz w:val="22"/>
+          <w:szCs w:val="22"/>
+        </w:rPr>
+        <w:t>Climatologies</w:t>
+      </w:r>
+      <w:proofErr w:type="spellEnd"/>
+      <w:r>
+        <w:rPr>
+          <w:rFonts w:ascii="Calibri" w:hAnsi="Calibri" w:cs="Calibri"/>
+          <w:color w:val="000000" w:themeColor="text1"/>
+          <w:sz w:val="22"/>
+          <w:szCs w:val="22"/>
+        </w:rPr>
+        <w:t xml:space="preserve"> at high resolution for the earth’s land surface areas (https://chelsa-climate.org/). </w:t>
       </w:r>
     </w:p>
     <w:p>
@@ -445,7 +699,47 @@
           <w:sz w:val="22"/>
           <w:szCs w:val="22"/>
         </w:rPr>
-        <w:t xml:space="preserve">Karger, D.N., Conrad, O., Böhner, J., Kawohl, T., Kreft, H., Soria-Auza, R.W., Zimmermann, N.E., Linder, P., Kessler, M. (2017): Climatologies at high resolution for the Earth land surface areas. </w:t>
+        <w:t xml:space="preserve">Karger, D.N., Conrad, O., Böhner, J., </w:t>
+      </w:r>
+      <w:proofErr w:type="spellStart"/>
+      <w:r>
+        <w:rPr>
+          <w:rFonts w:ascii="Calibri" w:hAnsi="Calibri" w:cs="Calibri"/>
+          <w:color w:val="000000" w:themeColor="text1"/>
+          <w:sz w:val="22"/>
+          <w:szCs w:val="22"/>
+        </w:rPr>
+        <w:t>Kawohl</w:t>
+      </w:r>
+      <w:proofErr w:type="spellEnd"/>
+      <w:r>
+        <w:rPr>
+          <w:rFonts w:ascii="Calibri" w:hAnsi="Calibri" w:cs="Calibri"/>
+          <w:color w:val="000000" w:themeColor="text1"/>
+          <w:sz w:val="22"/>
+          <w:szCs w:val="22"/>
+        </w:rPr>
+        <w:t xml:space="preserve">, T., Kreft, H., Soria-Auza, R.W., Zimmermann, N.E., Linder, P., Kessler, M. (2017): </w:t>
+      </w:r>
+      <w:proofErr w:type="spellStart"/>
+      <w:r>
+        <w:rPr>
+          <w:rFonts w:ascii="Calibri" w:hAnsi="Calibri" w:cs="Calibri"/>
+          <w:color w:val="000000" w:themeColor="text1"/>
+          <w:sz w:val="22"/>
+          <w:szCs w:val="22"/>
+        </w:rPr>
+        <w:t>Climatologies</w:t>
+      </w:r>
+      <w:proofErr w:type="spellEnd"/>
+      <w:r>
+        <w:rPr>
+          <w:rFonts w:ascii="Calibri" w:hAnsi="Calibri" w:cs="Calibri"/>
+          <w:color w:val="000000" w:themeColor="text1"/>
+          <w:sz w:val="22"/>
+          <w:szCs w:val="22"/>
+        </w:rPr>
+        <w:t xml:space="preserve"> at high resolution for the Earth land surface areas. </w:t>
       </w:r>
       <w:r>
         <w:rPr>
@@ -467,7 +761,7 @@
         </w:rPr>
         <w:t xml:space="preserve">. 4 170122. </w:t>
       </w:r>
-      <w:hyperlink r:id="rId9" w:history="1">
+      <w:hyperlink r:id="rId8" w:history="1">
         <w:r>
           <w:rPr>
             <w:rStyle w:val="Hyperlink"/>
@@ -499,8 +793,100 @@
           <w:sz w:val="22"/>
           <w:szCs w:val="22"/>
         </w:rPr>
-        <w:t xml:space="preserve">Karger, D.N., Conrad, O., Böhner, J., Kawohl, T., Kreft, H., Soria-Auza, R.W., Zimmermann,N.E., Linder, H.P. &amp; Kessler, M. (2021) Climatologies at high resolution for the earth’sland surface areas. </w:t>
-      </w:r>
+        <w:t xml:space="preserve">Karger, D.N., Conrad, O., Böhner, J., </w:t>
+      </w:r>
+      <w:proofErr w:type="spellStart"/>
+      <w:r>
+        <w:rPr>
+          <w:rFonts w:ascii="Calibri" w:hAnsi="Calibri" w:cs="Calibri"/>
+          <w:color w:val="000000" w:themeColor="text1"/>
+          <w:sz w:val="22"/>
+          <w:szCs w:val="22"/>
+        </w:rPr>
+        <w:t>Kawohl</w:t>
+      </w:r>
+      <w:proofErr w:type="spellEnd"/>
+      <w:r>
+        <w:rPr>
+          <w:rFonts w:ascii="Calibri" w:hAnsi="Calibri" w:cs="Calibri"/>
+          <w:color w:val="000000" w:themeColor="text1"/>
+          <w:sz w:val="22"/>
+          <w:szCs w:val="22"/>
+        </w:rPr>
+        <w:t xml:space="preserve">, T., Kreft, H., Soria-Auza, R.W., </w:t>
+      </w:r>
+      <w:proofErr w:type="spellStart"/>
+      <w:proofErr w:type="gramStart"/>
+      <w:r>
+        <w:rPr>
+          <w:rFonts w:ascii="Calibri" w:hAnsi="Calibri" w:cs="Calibri"/>
+          <w:color w:val="000000" w:themeColor="text1"/>
+          <w:sz w:val="22"/>
+          <w:szCs w:val="22"/>
+        </w:rPr>
+        <w:t>Zimmermann,N.E</w:t>
+      </w:r>
+      <w:proofErr w:type="spellEnd"/>
+      <w:r>
+        <w:rPr>
+          <w:rFonts w:ascii="Calibri" w:hAnsi="Calibri" w:cs="Calibri"/>
+          <w:color w:val="000000" w:themeColor="text1"/>
+          <w:sz w:val="22"/>
+          <w:szCs w:val="22"/>
+        </w:rPr>
+        <w:t>.</w:t>
+      </w:r>
+      <w:proofErr w:type="gramEnd"/>
+      <w:r>
+        <w:rPr>
+          <w:rFonts w:ascii="Calibri" w:hAnsi="Calibri" w:cs="Calibri"/>
+          <w:color w:val="000000" w:themeColor="text1"/>
+          <w:sz w:val="22"/>
+          <w:szCs w:val="22"/>
+        </w:rPr>
+        <w:t xml:space="preserve">, Linder, H.P. &amp; Kessler, M. (2021) </w:t>
+      </w:r>
+      <w:proofErr w:type="spellStart"/>
+      <w:r>
+        <w:rPr>
+          <w:rFonts w:ascii="Calibri" w:hAnsi="Calibri" w:cs="Calibri"/>
+          <w:color w:val="000000" w:themeColor="text1"/>
+          <w:sz w:val="22"/>
+          <w:szCs w:val="22"/>
+        </w:rPr>
+        <w:t>Climatologies</w:t>
+      </w:r>
+      <w:proofErr w:type="spellEnd"/>
+      <w:r>
+        <w:rPr>
+          <w:rFonts w:ascii="Calibri" w:hAnsi="Calibri" w:cs="Calibri"/>
+          <w:color w:val="000000" w:themeColor="text1"/>
+          <w:sz w:val="22"/>
+          <w:szCs w:val="22"/>
+        </w:rPr>
+        <w:t xml:space="preserve"> at high resolution for the </w:t>
+      </w:r>
+      <w:proofErr w:type="spellStart"/>
+      <w:r>
+        <w:rPr>
+          <w:rFonts w:ascii="Calibri" w:hAnsi="Calibri" w:cs="Calibri"/>
+          <w:color w:val="000000" w:themeColor="text1"/>
+          <w:sz w:val="22"/>
+          <w:szCs w:val="22"/>
+        </w:rPr>
+        <w:t>earth’sland</w:t>
+      </w:r>
+      <w:proofErr w:type="spellEnd"/>
+      <w:r>
+        <w:rPr>
+          <w:rFonts w:ascii="Calibri" w:hAnsi="Calibri" w:cs="Calibri"/>
+          <w:color w:val="000000" w:themeColor="text1"/>
+          <w:sz w:val="22"/>
+          <w:szCs w:val="22"/>
+        </w:rPr>
+        <w:t xml:space="preserve"> surface areas. </w:t>
+      </w:r>
+      <w:proofErr w:type="spellStart"/>
       <w:r>
         <w:rPr>
           <w:rFonts w:ascii="Calibri" w:hAnsi="Calibri" w:cs="Calibri"/>
@@ -512,14 +898,35 @@
         </w:rPr>
         <w:t>EnviDat</w:t>
       </w:r>
-      <w:r>
-        <w:rPr>
-          <w:rFonts w:ascii="Calibri" w:hAnsi="Calibri" w:cs="Calibri"/>
-          <w:color w:val="000000" w:themeColor="text1"/>
-          <w:sz w:val="22"/>
-          <w:szCs w:val="22"/>
-        </w:rPr>
-        <w:t>. https://doi.org/ 10.16904/envidat.228.v2.1</w:t>
+      <w:proofErr w:type="spellEnd"/>
+      <w:r>
+        <w:rPr>
+          <w:rFonts w:ascii="Calibri" w:hAnsi="Calibri" w:cs="Calibri"/>
+          <w:color w:val="000000" w:themeColor="text1"/>
+          <w:sz w:val="22"/>
+          <w:szCs w:val="22"/>
+        </w:rPr>
+        <w:t>. https://doi.org/ 10.16904/</w:t>
+      </w:r>
+      <w:proofErr w:type="gramStart"/>
+      <w:r>
+        <w:rPr>
+          <w:rFonts w:ascii="Calibri" w:hAnsi="Calibri" w:cs="Calibri"/>
+          <w:color w:val="000000" w:themeColor="text1"/>
+          <w:sz w:val="22"/>
+          <w:szCs w:val="22"/>
+        </w:rPr>
+        <w:t>envidat.228.v</w:t>
+      </w:r>
+      <w:proofErr w:type="gramEnd"/>
+      <w:r>
+        <w:rPr>
+          <w:rFonts w:ascii="Calibri" w:hAnsi="Calibri" w:cs="Calibri"/>
+          <w:color w:val="000000" w:themeColor="text1"/>
+          <w:sz w:val="22"/>
+          <w:szCs w:val="22"/>
+        </w:rPr>
+        <w:t>2.1</w:t>
       </w:r>
     </w:p>
     <w:p>
@@ -579,7 +986,7 @@
         </w:rPr>
         <w:t>All species occurrence data used in this study was obtained from GBIF (</w:t>
       </w:r>
-      <w:hyperlink r:id="rId10" w:history="1">
+      <w:hyperlink r:id="rId9" w:history="1">
         <w:r>
           <w:rPr>
             <w:rStyle w:val="Hyperlink"/>
@@ -598,7 +1005,27 @@
           <w:sz w:val="22"/>
           <w:szCs w:val="22"/>
         </w:rPr>
-        <w:t>) using the rgbif R package (Chamberlain et al., 2022). See GBIF_references.xlsx for DOIs corresponding to all data queries used in this study.</w:t>
+        <w:t xml:space="preserve">) using the </w:t>
+      </w:r>
+      <w:proofErr w:type="spellStart"/>
+      <w:r>
+        <w:rPr>
+          <w:rFonts w:ascii="Calibri" w:hAnsi="Calibri" w:cs="Calibri"/>
+          <w:color w:val="000000" w:themeColor="text1"/>
+          <w:sz w:val="22"/>
+          <w:szCs w:val="22"/>
+        </w:rPr>
+        <w:t>rgbif</w:t>
+      </w:r>
+      <w:proofErr w:type="spellEnd"/>
+      <w:r>
+        <w:rPr>
+          <w:rFonts w:ascii="Calibri" w:hAnsi="Calibri" w:cs="Calibri"/>
+          <w:color w:val="000000" w:themeColor="text1"/>
+          <w:sz w:val="22"/>
+          <w:szCs w:val="22"/>
+        </w:rPr>
+        <w:t xml:space="preserve"> R package (Chamberlain et al., 2022). See GBIF_references.xlsx for DOIs corresponding to all data queries used in this study.</w:t>
       </w:r>
     </w:p>
     <w:p>
@@ -621,7 +1048,47 @@
           <w:szCs w:val="22"/>
         </w:rPr>
         <w:lastRenderedPageBreak/>
-        <w:t>Chamberlain, S., Oldoni, D., &amp; Waller, J. (2022). rgbif: interface to the global biodiversity information facility API.</w:t>
+        <w:t xml:space="preserve">Chamberlain, S., </w:t>
+      </w:r>
+      <w:proofErr w:type="spellStart"/>
+      <w:r>
+        <w:rPr>
+          <w:rFonts w:ascii="Calibri" w:hAnsi="Calibri" w:cs="Calibri"/>
+          <w:color w:val="000000" w:themeColor="text1"/>
+          <w:sz w:val="22"/>
+          <w:szCs w:val="22"/>
+        </w:rPr>
+        <w:t>Oldoni</w:t>
+      </w:r>
+      <w:proofErr w:type="spellEnd"/>
+      <w:r>
+        <w:rPr>
+          <w:rFonts w:ascii="Calibri" w:hAnsi="Calibri" w:cs="Calibri"/>
+          <w:color w:val="000000" w:themeColor="text1"/>
+          <w:sz w:val="22"/>
+          <w:szCs w:val="22"/>
+        </w:rPr>
+        <w:t xml:space="preserve">, D., &amp; Waller, J. (2022). </w:t>
+      </w:r>
+      <w:proofErr w:type="spellStart"/>
+      <w:r>
+        <w:rPr>
+          <w:rFonts w:ascii="Calibri" w:hAnsi="Calibri" w:cs="Calibri"/>
+          <w:color w:val="000000" w:themeColor="text1"/>
+          <w:sz w:val="22"/>
+          <w:szCs w:val="22"/>
+        </w:rPr>
+        <w:t>rgbif</w:t>
+      </w:r>
+      <w:proofErr w:type="spellEnd"/>
+      <w:r>
+        <w:rPr>
+          <w:rFonts w:ascii="Calibri" w:hAnsi="Calibri" w:cs="Calibri"/>
+          <w:color w:val="000000" w:themeColor="text1"/>
+          <w:sz w:val="22"/>
+          <w:szCs w:val="22"/>
+        </w:rPr>
+        <w:t>: interface to the global biodiversity information facility API.</w:t>
       </w:r>
     </w:p>
     <w:p>
@@ -679,9 +1146,80 @@
           <w:sz w:val="22"/>
           <w:szCs w:val="22"/>
         </w:rPr>
-        <w:t xml:space="preserve">Standardization was performed using the U.Taxonstand R package (XXX) with a provided .Rdata file for WCVP. See </w:t>
-      </w:r>
-      <w:hyperlink r:id="rId11" w:history="1">
+        <w:t xml:space="preserve">Standardization was performed using the </w:t>
+      </w:r>
+      <w:proofErr w:type="spellStart"/>
+      <w:proofErr w:type="gramStart"/>
+      <w:r>
+        <w:rPr>
+          <w:rFonts w:ascii="Calibri" w:hAnsi="Calibri" w:cs="Calibri"/>
+          <w:color w:val="000000" w:themeColor="text1"/>
+          <w:sz w:val="22"/>
+          <w:szCs w:val="22"/>
+        </w:rPr>
+        <w:t>U.Taxonstand</w:t>
+      </w:r>
+      <w:proofErr w:type="spellEnd"/>
+      <w:proofErr w:type="gramEnd"/>
+      <w:r>
+        <w:rPr>
+          <w:rFonts w:ascii="Calibri" w:hAnsi="Calibri" w:cs="Calibri"/>
+          <w:color w:val="000000" w:themeColor="text1"/>
+          <w:sz w:val="22"/>
+          <w:szCs w:val="22"/>
+        </w:rPr>
+        <w:t xml:space="preserve"> R package (</w:t>
+      </w:r>
+      <w:r>
+        <w:rPr>
+          <w:rFonts w:ascii="Calibri" w:hAnsi="Calibri" w:cs="Calibri"/>
+          <w:color w:val="000000" w:themeColor="text1"/>
+          <w:sz w:val="22"/>
+          <w:szCs w:val="22"/>
+        </w:rPr>
+        <w:t>Zhang et al., 2023</w:t>
+      </w:r>
+      <w:r>
+        <w:rPr>
+          <w:rFonts w:ascii="Calibri" w:hAnsi="Calibri" w:cs="Calibri"/>
+          <w:color w:val="000000" w:themeColor="text1"/>
+          <w:sz w:val="22"/>
+          <w:szCs w:val="22"/>
+        </w:rPr>
+        <w:t xml:space="preserve">) with a </w:t>
+      </w:r>
+      <w:proofErr w:type="gramStart"/>
+      <w:r>
+        <w:rPr>
+          <w:rFonts w:ascii="Calibri" w:hAnsi="Calibri" w:cs="Calibri"/>
+          <w:color w:val="000000" w:themeColor="text1"/>
+          <w:sz w:val="22"/>
+          <w:szCs w:val="22"/>
+        </w:rPr>
+        <w:t>provided .</w:t>
+      </w:r>
+      <w:proofErr w:type="spellStart"/>
+      <w:r>
+        <w:rPr>
+          <w:rFonts w:ascii="Calibri" w:hAnsi="Calibri" w:cs="Calibri"/>
+          <w:color w:val="000000" w:themeColor="text1"/>
+          <w:sz w:val="22"/>
+          <w:szCs w:val="22"/>
+        </w:rPr>
+        <w:t>Rdata</w:t>
+      </w:r>
+      <w:proofErr w:type="spellEnd"/>
+      <w:proofErr w:type="gramEnd"/>
+      <w:r>
+        <w:rPr>
+          <w:rFonts w:ascii="Calibri" w:hAnsi="Calibri" w:cs="Calibri"/>
+          <w:color w:val="000000" w:themeColor="text1"/>
+          <w:sz w:val="22"/>
+          <w:szCs w:val="22"/>
+        </w:rPr>
+        <w:t xml:space="preserve"> file for WCVP. See </w:t>
+      </w:r>
+      <w:hyperlink r:id="rId10" w:history="1">
         <w:r>
           <w:rPr>
             <w:rStyle w:val="Hyperlink"/>
@@ -807,7 +1345,27 @@
           <w:sz w:val="22"/>
           <w:szCs w:val="22"/>
         </w:rPr>
-        <w:t xml:space="preserve">Zhang, Jian, and Hong Qian, (2023). "U. Taxonstand: An R package for standardizing scientific names of plants and animals." </w:t>
+        <w:t xml:space="preserve">Zhang, Jian, and Hong Qian, (2023). "U. </w:t>
+      </w:r>
+      <w:proofErr w:type="spellStart"/>
+      <w:r>
+        <w:rPr>
+          <w:rFonts w:ascii="Calibri" w:hAnsi="Calibri" w:cs="Calibri"/>
+          <w:color w:val="000000" w:themeColor="text1"/>
+          <w:sz w:val="22"/>
+          <w:szCs w:val="22"/>
+        </w:rPr>
+        <w:t>Taxonstand</w:t>
+      </w:r>
+      <w:proofErr w:type="spellEnd"/>
+      <w:r>
+        <w:rPr>
+          <w:rFonts w:ascii="Calibri" w:hAnsi="Calibri" w:cs="Calibri"/>
+          <w:color w:val="000000" w:themeColor="text1"/>
+          <w:sz w:val="22"/>
+          <w:szCs w:val="22"/>
+        </w:rPr>
+        <w:t xml:space="preserve">: An R package for standardizing scientific names of plants and animals." </w:t>
       </w:r>
       <w:r>
         <w:rPr>
@@ -887,9 +1445,49 @@
           <w:sz w:val="22"/>
           <w:szCs w:val="22"/>
         </w:rPr>
-        <w:t xml:space="preserve">Phylogenies were generated for each genus using the V.Phylomaker2 R package (Jin &amp; Qian, 2022). The GBOTB.extended.WCVP.tre mega tree was used (see </w:t>
-      </w:r>
-      <w:hyperlink r:id="rId12" w:history="1">
+        <w:t xml:space="preserve">Phylogenies were generated for each genus using the </w:t>
+      </w:r>
+      <w:proofErr w:type="gramStart"/>
+      <w:r>
+        <w:rPr>
+          <w:rFonts w:ascii="Calibri" w:hAnsi="Calibri" w:cs="Calibri"/>
+          <w:color w:val="000000" w:themeColor="text1"/>
+          <w:sz w:val="22"/>
+          <w:szCs w:val="22"/>
+        </w:rPr>
+        <w:t>V.Phylomaker</w:t>
+      </w:r>
+      <w:proofErr w:type="gramEnd"/>
+      <w:r>
+        <w:rPr>
+          <w:rFonts w:ascii="Calibri" w:hAnsi="Calibri" w:cs="Calibri"/>
+          <w:color w:val="000000" w:themeColor="text1"/>
+          <w:sz w:val="22"/>
+          <w:szCs w:val="22"/>
+        </w:rPr>
+        <w:t xml:space="preserve">2 R package (Jin &amp; Qian, 2022). The </w:t>
+      </w:r>
+      <w:proofErr w:type="spellStart"/>
+      <w:r>
+        <w:rPr>
+          <w:rFonts w:ascii="Calibri" w:hAnsi="Calibri" w:cs="Calibri"/>
+          <w:color w:val="000000" w:themeColor="text1"/>
+          <w:sz w:val="22"/>
+          <w:szCs w:val="22"/>
+        </w:rPr>
+        <w:t>GBOTB.extended.WCVP.tre</w:t>
+      </w:r>
+      <w:proofErr w:type="spellEnd"/>
+      <w:r>
+        <w:rPr>
+          <w:rFonts w:ascii="Calibri" w:hAnsi="Calibri" w:cs="Calibri"/>
+          <w:color w:val="000000" w:themeColor="text1"/>
+          <w:sz w:val="22"/>
+          <w:szCs w:val="22"/>
+        </w:rPr>
+        <w:t xml:space="preserve"> mega tree was used (see </w:t>
+      </w:r>
+      <w:hyperlink r:id="rId11" w:history="1">
         <w:r>
           <w:rPr>
             <w:rStyle w:val="Hyperlink"/>
@@ -910,7 +1508,7 @@
         </w:rPr>
         <w:t xml:space="preserve"> for download) as well as plant_genus_list.csv (</w:t>
       </w:r>
-      <w:hyperlink r:id="rId13" w:history="1">
+      <w:hyperlink r:id="rId12" w:history="1">
         <w:r>
           <w:rPr>
             <w:rStyle w:val="Hyperlink"/>
@@ -951,7 +1549,27 @@
           <w:sz w:val="22"/>
           <w:szCs w:val="22"/>
         </w:rPr>
-        <w:t xml:space="preserve">Jin, Y. &amp; Qian, H. (2022) V.PhyloMaker2: An updated and enlarged R package that can generate very large phylogenies for vascular plants. </w:t>
+        <w:t xml:space="preserve">Jin, Y. &amp; Qian, H. (2022) </w:t>
+      </w:r>
+      <w:proofErr w:type="gramStart"/>
+      <w:r>
+        <w:rPr>
+          <w:rFonts w:ascii="Calibri" w:hAnsi="Calibri" w:cs="Calibri"/>
+          <w:color w:val="000000" w:themeColor="text1"/>
+          <w:sz w:val="22"/>
+          <w:szCs w:val="22"/>
+        </w:rPr>
+        <w:t>V.PhyloMaker</w:t>
+      </w:r>
+      <w:proofErr w:type="gramEnd"/>
+      <w:r>
+        <w:rPr>
+          <w:rFonts w:ascii="Calibri" w:hAnsi="Calibri" w:cs="Calibri"/>
+          <w:color w:val="000000" w:themeColor="text1"/>
+          <w:sz w:val="22"/>
+          <w:szCs w:val="22"/>
+        </w:rPr>
+        <w:t xml:space="preserve">2: An updated and enlarged R package that can generate very large phylogenies for vascular plants. </w:t>
       </w:r>
       <w:r>
         <w:rPr>
@@ -1134,7 +1752,27 @@
           <w:sz w:val="22"/>
           <w:szCs w:val="22"/>
         </w:rPr>
-        <w:t xml:space="preserve">A .shp file of the </w:t>
+        <w:t>A .</w:t>
+      </w:r>
+      <w:proofErr w:type="spellStart"/>
+      <w:r>
+        <w:rPr>
+          <w:rFonts w:ascii="Calibri" w:hAnsi="Calibri" w:cs="Calibri"/>
+          <w:color w:val="000000" w:themeColor="text1"/>
+          <w:sz w:val="22"/>
+          <w:szCs w:val="22"/>
+        </w:rPr>
+        <w:t>shp</w:t>
+      </w:r>
+      <w:proofErr w:type="spellEnd"/>
+      <w:r>
+        <w:rPr>
+          <w:rFonts w:ascii="Calibri" w:hAnsi="Calibri" w:cs="Calibri"/>
+          <w:color w:val="000000" w:themeColor="text1"/>
+          <w:sz w:val="22"/>
+          <w:szCs w:val="22"/>
+        </w:rPr>
+        <w:t xml:space="preserve"> file of the </w:t>
       </w:r>
       <w:r>
         <w:rPr>
@@ -1172,7 +1810,7 @@
         </w:rPr>
         <w:t xml:space="preserve">the following link: </w:t>
       </w:r>
-      <w:hyperlink r:id="rId14" w:history="1">
+      <w:hyperlink r:id="rId13" w:history="1">
         <w:r>
           <w:rPr>
             <w:rStyle w:val="Hyperlink"/>
@@ -1240,6 +1878,7 @@
           <w:sz w:val="22"/>
           <w:szCs w:val="22"/>
         </w:rPr>
+        <w:lastRenderedPageBreak/>
         <w:t xml:space="preserve">The stratigraphy and time bins used in this study were defined by the International Commission on Stratigraphy (for all epochs-level time bins). For the five Pleistocene time bins, we used the nomenclature </w:t>
       </w:r>
       <w:r>
@@ -1291,7 +1930,6 @@
           <w:szCs w:val="22"/>
           <w:shd w:val="clear" w:color="auto" w:fill="FFFFFF"/>
         </w:rPr>
-        <w:lastRenderedPageBreak/>
         <w:t xml:space="preserve">Cohen, K. M., Finney, S. C., Gibbard, P. L., &amp; Fan, J. X. (2013). The ICS international chronostratigraphic chart. </w:t>
       </w:r>
       <w:r>
@@ -1360,6 +1998,7 @@
         </w:rPr>
         <w:t xml:space="preserve">Lang, G. (1994). </w:t>
       </w:r>
+      <w:proofErr w:type="spellStart"/>
       <w:r>
         <w:rPr>
           <w:rFonts w:ascii="Calibri" w:hAnsi="Calibri" w:cs="Calibri"/>
@@ -1369,8 +2008,81 @@
           <w:sz w:val="22"/>
           <w:szCs w:val="22"/>
         </w:rPr>
-        <w:t>Quartäre Vegetationsgeschichte Europas-Methoden und Ergebnisse</w:t>
-      </w:r>
+        <w:t>Quartäre</w:t>
+      </w:r>
+      <w:proofErr w:type="spellEnd"/>
+      <w:r>
+        <w:rPr>
+          <w:rFonts w:ascii="Calibri" w:hAnsi="Calibri" w:cs="Calibri"/>
+          <w:i/>
+          <w:iCs/>
+          <w:color w:val="000000" w:themeColor="text1"/>
+          <w:sz w:val="22"/>
+          <w:szCs w:val="22"/>
+        </w:rPr>
+        <w:t xml:space="preserve"> </w:t>
+      </w:r>
+      <w:proofErr w:type="spellStart"/>
+      <w:r>
+        <w:rPr>
+          <w:rFonts w:ascii="Calibri" w:hAnsi="Calibri" w:cs="Calibri"/>
+          <w:i/>
+          <w:iCs/>
+          <w:color w:val="000000" w:themeColor="text1"/>
+          <w:sz w:val="22"/>
+          <w:szCs w:val="22"/>
+        </w:rPr>
+        <w:t>Vegetationsgeschichte</w:t>
+      </w:r>
+      <w:proofErr w:type="spellEnd"/>
+      <w:r>
+        <w:rPr>
+          <w:rFonts w:ascii="Calibri" w:hAnsi="Calibri" w:cs="Calibri"/>
+          <w:i/>
+          <w:iCs/>
+          <w:color w:val="000000" w:themeColor="text1"/>
+          <w:sz w:val="22"/>
+          <w:szCs w:val="22"/>
+        </w:rPr>
+        <w:t xml:space="preserve"> </w:t>
+      </w:r>
+      <w:proofErr w:type="spellStart"/>
+      <w:r>
+        <w:rPr>
+          <w:rFonts w:ascii="Calibri" w:hAnsi="Calibri" w:cs="Calibri"/>
+          <w:i/>
+          <w:iCs/>
+          <w:color w:val="000000" w:themeColor="text1"/>
+          <w:sz w:val="22"/>
+          <w:szCs w:val="22"/>
+        </w:rPr>
+        <w:t>Europas-Methoden</w:t>
+      </w:r>
+      <w:proofErr w:type="spellEnd"/>
+      <w:r>
+        <w:rPr>
+          <w:rFonts w:ascii="Calibri" w:hAnsi="Calibri" w:cs="Calibri"/>
+          <w:i/>
+          <w:iCs/>
+          <w:color w:val="000000" w:themeColor="text1"/>
+          <w:sz w:val="22"/>
+          <w:szCs w:val="22"/>
+        </w:rPr>
+        <w:t xml:space="preserve"> und </w:t>
+      </w:r>
+      <w:proofErr w:type="spellStart"/>
+      <w:r>
+        <w:rPr>
+          <w:rFonts w:ascii="Calibri" w:hAnsi="Calibri" w:cs="Calibri"/>
+          <w:i/>
+          <w:iCs/>
+          <w:color w:val="000000" w:themeColor="text1"/>
+          <w:sz w:val="22"/>
+          <w:szCs w:val="22"/>
+        </w:rPr>
+        <w:t>Ergebnisse</w:t>
+      </w:r>
+      <w:proofErr w:type="spellEnd"/>
       <w:r>
         <w:rPr>
           <w:rFonts w:ascii="Calibri" w:hAnsi="Calibri" w:cs="Calibri"/>
